--- a/docs/FrontendTestPlan.docx
+++ b/docs/FrontendTestPlan.docx
@@ -1307,7 +1307,7 @@
         <w:pStyle w:val="ListBullet"/>
       </w:pPr>
       <w:r>
-        <w:t>CLAUDE.md — project overview and architectural constraints</w:t>
+        <w:t>Project notes: project overview and architectural constraints</w:t>
       </w:r>
     </w:p>
     <w:p>
